--- a/jira spring 6 task.docx
+++ b/jira spring 6 task.docx
@@ -186,73 +186,24 @@
       </w:r>
     </w:p>
     <w:p>
-      <w:pPr>
-        <w:numPr>
-          <w:ilvl w:val="0"/>
-          <w:numId w:val="1"/>
-        </w:numPr>
-        <w:spacing w:before="100" w:beforeAutospacing="1" w:after="100" w:afterAutospacing="1" w:line="240" w:lineRule="auto"/>
-        <w:rPr>
-          <w:rFonts w:ascii="Times New Roman" w:eastAsia="Times New Roman" w:hAnsi="Times New Roman" w:cs="Times New Roman"/>
-          <w:sz w:val="24"/>
-          <w:szCs w:val="24"/>
-          <w:highlight w:val="yellow"/>
-        </w:rPr>
-      </w:pPr>
-      <w:r>
-        <w:rPr>
-          <w:rFonts w:ascii="Times New Roman" w:eastAsia="Times New Roman" w:hAnsi="Times New Roman" w:cs="Times New Roman"/>
-          <w:b/>
-          <w:bCs/>
-          <w:sz w:val="24"/>
-          <w:szCs w:val="24"/>
-          <w:highlight w:val="yellow"/>
-        </w:rPr>
-        <w:t>Handle Registration for Classes with Multiple Times</w:t>
-      </w:r>
-    </w:p>
-    <w:p>
-      <w:pPr>
-        <w:numPr>
-          <w:ilvl w:val="1"/>
-          <w:numId w:val="1"/>
-        </w:numPr>
-        <w:spacing w:before="100" w:beforeAutospacing="1" w:after="100" w:afterAutospacing="1" w:line="240" w:lineRule="auto"/>
-        <w:rPr>
-          <w:rFonts w:ascii="Times New Roman" w:eastAsia="Times New Roman" w:hAnsi="Times New Roman" w:cs="Times New Roman"/>
-          <w:sz w:val="24"/>
-          <w:szCs w:val="24"/>
-        </w:rPr>
-      </w:pPr>
-      <w:r>
-        <w:rPr>
-          <w:rFonts w:ascii="Times New Roman" w:eastAsia="Times New Roman" w:hAnsi="Times New Roman" w:cs="Times New Roman"/>
-          <w:sz w:val="24"/>
-          <w:szCs w:val="24"/>
-        </w:rPr>
-        <w:t>Decide whether students can choose a specific class time if available (e.g., Mr. Bob’s science at 12 PM or 2 PM).</w:t>
-      </w:r>
-    </w:p>
-    <w:p>
-      <w:pPr>
-        <w:numPr>
-          <w:ilvl w:val="1"/>
-          <w:numId w:val="1"/>
-        </w:numPr>
-        <w:spacing w:before="100" w:beforeAutospacing="1" w:after="100" w:afterAutospacing="1" w:line="240" w:lineRule="auto"/>
-        <w:rPr>
-          <w:rFonts w:ascii="Times New Roman" w:eastAsia="Times New Roman" w:hAnsi="Times New Roman" w:cs="Times New Roman"/>
-          <w:sz w:val="24"/>
-          <w:szCs w:val="24"/>
-        </w:rPr>
-      </w:pPr>
-      <w:r>
-        <w:rPr>
-          <w:rFonts w:ascii="Times New Roman" w:eastAsia="Times New Roman" w:hAnsi="Times New Roman" w:cs="Times New Roman"/>
-          <w:sz w:val="24"/>
-          <w:szCs w:val="24"/>
-        </w:rPr>
-        <w:t>Display available class times for students if multiple sessions exist.</w:t>
+      <w:r>
+        <w:t xml:space="preserve">The </w:t>
+      </w:r>
+      <w:proofErr w:type="spellStart"/>
+      <w:r>
+        <w:t>jira</w:t>
+      </w:r>
+      <w:proofErr w:type="spellEnd"/>
+      <w:r>
+        <w:t xml:space="preserve"> task was </w:t>
+      </w:r>
+      <w:proofErr w:type="spellStart"/>
+      <w:r>
+        <w:t>tranfered</w:t>
+      </w:r>
+      <w:proofErr w:type="spellEnd"/>
+      <w:r>
+        <w:t xml:space="preserve"> to task 7</w:t>
       </w:r>
     </w:p>
     <w:p/>
@@ -716,30 +667,30 @@
     </w:p>
     <w:p>
       <w:r>
+        <w:t xml:space="preserve">                </w:t>
+      </w:r>
+      <w:proofErr w:type="spellStart"/>
+      <w:proofErr w:type="gramStart"/>
+      <w:r>
+        <w:t>ForEach</w:t>
+      </w:r>
+      <w:proofErr w:type="spellEnd"/>
+      <w:r>
+        <w:t>(</w:t>
+      </w:r>
+      <w:proofErr w:type="spellStart"/>
+      <w:proofErr w:type="gramEnd"/>
+      <w:r>
+        <w:t>availableTimes</w:t>
+      </w:r>
+      <w:proofErr w:type="spellEnd"/>
+      <w:r>
+        <w:t>, id: \.self) {</w:t>
+      </w:r>
+    </w:p>
+    <w:p>
+      <w:r>
         <w:lastRenderedPageBreak/>
-        <w:t xml:space="preserve">                </w:t>
-      </w:r>
-      <w:proofErr w:type="spellStart"/>
-      <w:proofErr w:type="gramStart"/>
-      <w:r>
-        <w:t>ForEach</w:t>
-      </w:r>
-      <w:proofErr w:type="spellEnd"/>
-      <w:r>
-        <w:t>(</w:t>
-      </w:r>
-      <w:proofErr w:type="spellStart"/>
-      <w:proofErr w:type="gramEnd"/>
-      <w:r>
-        <w:t>availableTimes</w:t>
-      </w:r>
-      <w:proofErr w:type="spellEnd"/>
-      <w:r>
-        <w:t>, id: \.self) {</w:t>
-      </w:r>
-    </w:p>
-    <w:p>
-      <w:r>
         <w:t xml:space="preserve">                    </w:t>
       </w:r>
       <w:proofErr w:type="gramStart"/>
@@ -1190,20 +1141,20 @@
     </w:p>
     <w:p>
       <w:r>
+        <w:t xml:space="preserve">            </w:t>
+      </w:r>
+      <w:proofErr w:type="gramStart"/>
+      <w:r>
+        <w:t>completion(</w:t>
+      </w:r>
+      <w:proofErr w:type="gramEnd"/>
+      <w:r>
+        <w:t>false)</w:t>
+      </w:r>
+    </w:p>
+    <w:p>
+      <w:r>
         <w:lastRenderedPageBreak/>
-        <w:t xml:space="preserve">            </w:t>
-      </w:r>
-      <w:proofErr w:type="gramStart"/>
-      <w:r>
-        <w:t>completion(</w:t>
-      </w:r>
-      <w:proofErr w:type="gramEnd"/>
-      <w:r>
-        <w:t>false)</w:t>
-      </w:r>
-    </w:p>
-    <w:p>
-      <w:r>
         <w:t xml:space="preserve">        } else {</w:t>
       </w:r>
     </w:p>
